--- a/project/documents/multidocmerge/msemails.docx
+++ b/project/documents/multidocmerge/msemails.docx
@@ -21,34 +21,20 @@
         <w:spacing w:after="0" w:line="240" w:lineRule="auto"/>
         <w:rPr>
           <w:rFonts w:cstheme="minorHAnsi"/>
-        </w:rPr>
-      </w:pPr>
-    </w:p>
-    <w:p>
-      <w:pPr>
-        <w:spacing w:after="0" w:line="240" w:lineRule="auto"/>
-        <w:rPr>
-          <w:rFonts w:cstheme="minorHAnsi"/>
-        </w:rPr>
-      </w:pPr>
-    </w:p>
-    <w:p>
-      <w:pPr>
-        <w:spacing w:after="0" w:line="240" w:lineRule="auto"/>
-        <w:rPr>
-          <w:rFonts w:cstheme="minorHAnsi"/>
           <w:b/>
           <w:bCs/>
         </w:rPr>
       </w:pPr>
-      <w:r>
+    </w:p>
+    <w:p>
+      <w:pPr>
+        <w:spacing w:after="0" w:line="240" w:lineRule="auto"/>
         <w:rPr>
           <w:rFonts w:cstheme="minorHAnsi"/>
           <w:b/>
           <w:bCs/>
         </w:rPr>
-        <w:t>Body:</w:t>
-      </w:r>
+      </w:pPr>
     </w:p>
     <w:p>
       <w:pPr>
